--- a/Video/Chuong_1_Tiet_8/Script Chương 1_Tiết 8_v3.docx
+++ b/Video/Chuong_1_Tiet_8/Script Chương 1_Tiết 8_v3.docx
@@ -6,9 +6,9 @@
       <w:pPr>
         <w:pStyle w:val="Heading4"/>
       </w:pPr>
-      <w:bookmarkStart w:id="0" w:name="response-5"/>
-      <w:bookmarkStart w:id="1" w:name="Xbf0eb5f61a41b3b4249271f91a31c114f6ba61e"/>
-      <w:bookmarkStart w:id="2" w:name="X982e12d6e9d2f50d2a09298044308389b289f46"/>
+      <w:bookmarkStart w:id="0" w:name="X982e12d6e9d2f50d2a09298044308389b289f46"/>
+      <w:bookmarkStart w:id="1" w:name="response-5"/>
+      <w:bookmarkStart w:id="2" w:name="Xbf0eb5f61a41b3b4249271f91a31c114f6ba61e"/>
       <w:r>
         <w:rPr>
           <w:b/>
@@ -75,7 +75,7 @@
     <w:p>
       <w:r>
         <w:pict w14:anchorId="12DA5DE1">
-          <v:rect id="_x0000_i1065" style="width:0;height:1.5pt" o:hralign="center" o:hrstd="t" o:hr="t"/>
+          <v:rect id="_x0000_i1025" style="width:0;height:1.5pt" o:hralign="center" o:hrstd="t" o:hr="t"/>
         </w:pict>
       </w:r>
     </w:p>
@@ -84,7 +84,7 @@
         <w:pStyle w:val="Heading4"/>
       </w:pPr>
       <w:bookmarkStart w:id="3" w:name="X635ff200c4fa2e230471c090bdd891de24d5c09"/>
-      <w:bookmarkEnd w:id="2"/>
+      <w:bookmarkEnd w:id="0"/>
       <w:r>
         <w:rPr>
           <w:b/>
@@ -248,7 +248,7 @@
     <w:p>
       <w:r>
         <w:pict w14:anchorId="5E5030B1">
-          <v:rect id="_x0000_i1066" style="width:0;height:1.5pt" o:hralign="center" o:hrstd="t" o:hr="t"/>
+          <v:rect id="_x0000_i1026" style="width:0;height:1.5pt" o:hralign="center" o:hrstd="t" o:hr="t"/>
         </w:pict>
       </w:r>
     </w:p>
@@ -405,7 +405,7 @@
     <w:p>
       <w:r>
         <w:pict w14:anchorId="4568D9BB">
-          <v:rect id="_x0000_i1067" style="width:0;height:1.5pt" o:hralign="center" o:hrstd="t" o:hr="t"/>
+          <v:rect id="_x0000_i1027" style="width:0;height:1.5pt" o:hralign="center" o:hrstd="t" o:hr="t"/>
         </w:pict>
       </w:r>
     </w:p>
@@ -570,7 +570,7 @@
     <w:p>
       <w:r>
         <w:pict w14:anchorId="6275B632">
-          <v:rect id="_x0000_i1068" style="width:0;height:1.5pt" o:hralign="center" o:hrstd="t" o:hr="t"/>
+          <v:rect id="_x0000_i1028" style="width:0;height:1.5pt" o:hralign="center" o:hrstd="t" o:hr="t"/>
         </w:pict>
       </w:r>
     </w:p>
@@ -711,7 +711,7 @@
     <w:p>
       <w:r>
         <w:pict w14:anchorId="58DB7F25">
-          <v:rect id="_x0000_i1069" style="width:0;height:1.5pt" o:hralign="center" o:hrstd="t" o:hr="t"/>
+          <v:rect id="_x0000_i1029" style="width:0;height:1.5pt" o:hralign="center" o:hrstd="t" o:hr="t"/>
         </w:pict>
       </w:r>
     </w:p>
@@ -877,7 +877,7 @@
     <w:p>
       <w:r>
         <w:pict w14:anchorId="77A98641">
-          <v:rect id="_x0000_i1070" style="width:0;height:1.5pt" o:hralign="center" o:hrstd="t" o:hr="t"/>
+          <v:rect id="_x0000_i1030" style="width:0;height:1.5pt" o:hralign="center" o:hrstd="t" o:hr="t"/>
         </w:pict>
       </w:r>
     </w:p>
@@ -885,11 +885,11 @@
       <w:pPr>
         <w:pStyle w:val="Heading4"/>
       </w:pPr>
-      <w:bookmarkStart w:id="8" w:name="response-6"/>
-      <w:bookmarkStart w:id="9" w:name="X98268ce3add3d0b70463522f20356fb3137a498"/>
-      <w:bookmarkStart w:id="10" w:name="slide-7-c2b---khi-quyền-lực-đảo-chiều-1"/>
-      <w:bookmarkEnd w:id="0"/>
+      <w:bookmarkStart w:id="8" w:name="slide-7-c2b---khi-quyền-lực-đảo-chiều-1"/>
+      <w:bookmarkStart w:id="9" w:name="response-6"/>
+      <w:bookmarkStart w:id="10" w:name="X98268ce3add3d0b70463522f20356fb3137a498"/>
       <w:bookmarkEnd w:id="1"/>
+      <w:bookmarkEnd w:id="2"/>
       <w:bookmarkEnd w:id="7"/>
       <w:r>
         <w:rPr>
@@ -1037,7 +1037,7 @@
     <w:p>
       <w:r>
         <w:pict w14:anchorId="67D88A6E">
-          <v:rect id="_x0000_i1072" style="width:0;height:1.5pt" o:hralign="center" o:hrstd="t" o:hr="t"/>
+          <v:rect id="_x0000_i1031" style="width:0;height:1.5pt" o:hralign="center" o:hrstd="t" o:hr="t"/>
         </w:pict>
       </w:r>
     </w:p>
@@ -1046,7 +1046,7 @@
         <w:pStyle w:val="Heading4"/>
       </w:pPr>
       <w:bookmarkStart w:id="11" w:name="Xd4254e00343f1a3334d46205949403750fe92b8"/>
-      <w:bookmarkEnd w:id="10"/>
+      <w:bookmarkEnd w:id="8"/>
       <w:r>
         <w:rPr>
           <w:b/>
@@ -1194,7 +1194,7 @@
     <w:p>
       <w:r>
         <w:pict w14:anchorId="79438F66">
-          <v:rect id="_x0000_i1073" style="width:0;height:1.5pt" o:hralign="center" o:hrstd="t" o:hr="t"/>
+          <v:rect id="_x0000_i1032" style="width:0;height:1.5pt" o:hralign="center" o:hrstd="t" o:hr="t"/>
         </w:pict>
       </w:r>
     </w:p>
@@ -1320,7 +1320,7 @@
     <w:p>
       <w:r>
         <w:pict w14:anchorId="2FE13C68">
-          <v:rect id="_x0000_i1074" style="width:0;height:1.5pt" o:hralign="center" o:hrstd="t" o:hr="t"/>
+          <v:rect id="_x0000_i1033" style="width:0;height:1.5pt" o:hralign="center" o:hrstd="t" o:hr="t"/>
         </w:pict>
       </w:r>
     </w:p>
@@ -1477,7 +1477,7 @@
     <w:p>
       <w:r>
         <w:pict w14:anchorId="6ED74176">
-          <v:rect id="_x0000_i1075" style="width:0;height:1.5pt" o:hralign="center" o:hrstd="t" o:hr="t"/>
+          <v:rect id="_x0000_i1034" style="width:0;height:1.5pt" o:hralign="center" o:hrstd="t" o:hr="t"/>
         </w:pict>
       </w:r>
     </w:p>
@@ -1611,7 +1611,7 @@
     <w:p>
       <w:r>
         <w:pict w14:anchorId="52F74A58">
-          <v:rect id="_x0000_i1076" style="width:0;height:1.5pt" o:hralign="center" o:hrstd="t" o:hr="t"/>
+          <v:rect id="_x0000_i1035" style="width:0;height:1.5pt" o:hralign="center" o:hrstd="t" o:hr="t"/>
         </w:pict>
       </w:r>
     </w:p>
@@ -1619,11 +1619,11 @@
       <w:pPr>
         <w:pStyle w:val="Heading4"/>
       </w:pPr>
-      <w:bookmarkStart w:id="15" w:name="response-7"/>
-      <w:bookmarkStart w:id="16" w:name="X56e6254e37b203f65c9385fbbf5b84380c50e6a"/>
-      <w:bookmarkStart w:id="17" w:name="X167381ec8e5554fb6641912184bd15f8e102d6e"/>
-      <w:bookmarkEnd w:id="8"/>
+      <w:bookmarkStart w:id="15" w:name="X167381ec8e5554fb6641912184bd15f8e102d6e"/>
+      <w:bookmarkStart w:id="16" w:name="response-7"/>
+      <w:bookmarkStart w:id="17" w:name="X56e6254e37b203f65c9385fbbf5b84380c50e6a"/>
       <w:bookmarkEnd w:id="9"/>
+      <w:bookmarkEnd w:id="10"/>
       <w:bookmarkEnd w:id="14"/>
       <w:r>
         <w:rPr>
@@ -1828,7 +1828,7 @@
     <w:p>
       <w:r>
         <w:pict w14:anchorId="40430D86">
-          <v:rect id="_x0000_i1078" style="width:0;height:1.5pt" o:hralign="center" o:hrstd="t" o:hr="t"/>
+          <v:rect id="_x0000_i1036" style="width:0;height:1.5pt" o:hralign="center" o:hrstd="t" o:hr="t"/>
         </w:pict>
       </w:r>
     </w:p>
@@ -1837,7 +1837,7 @@
         <w:pStyle w:val="Heading4"/>
       </w:pPr>
       <w:bookmarkStart w:id="18" w:name="X93648cec52c5ec2145f70226c365140117bd4e3"/>
-      <w:bookmarkEnd w:id="17"/>
+      <w:bookmarkEnd w:id="15"/>
       <w:r>
         <w:rPr>
           <w:b/>
@@ -2236,8 +2236,8 @@
       <w:r>
         <w:t>. Bài học hôm nay kết thúc tại đây. Hy vọng các em đã thấy được bức tranh toàn cảnh về sức mạnh của cá nhân (C2C, C2B) và biết đâu, ngay tối nay về nhà, các em sẽ bắt đầu khởi nghiệp bằng một gian hàng trên Chợ Tốt hay một kênh TikTok review? Cảm ơn cả lớp!</w:t>
       </w:r>
-      <w:bookmarkEnd w:id="15"/>
       <w:bookmarkEnd w:id="16"/>
+      <w:bookmarkEnd w:id="17"/>
       <w:bookmarkEnd w:id="18"/>
     </w:p>
     <w:sectPr>
